--- a/doc/ai/competition/2026-10-10-Nexus-ERP-AI工业软件赛道-作品介绍-整理补充版.docx
+++ b/doc/ai/competition/2026-10-10-Nexus-ERP-AI工业软件赛道-作品介绍-整理补充版.docx
@@ -831,9 +831,7 @@
         </w:rPr>
         <w:fldChar w:fldCharType="end"/>
       </w:r>
-      <w:bookmarkStart w:id="12" w:name="_GoBack"/>
     </w:p>
-    <w:bookmarkEnd w:id="12"/>
     <w:p>
       <w:pPr>
         <w:spacing w:after="280"/>
@@ -2880,8 +2878,8 @@
       <w:pPr>
         <w:pStyle w:val="3"/>
       </w:pPr>
-      <w:bookmarkStart w:id="8" w:name="_Toc23827"/>
-      <w:bookmarkStart w:id="9" w:name="_Toc22047"/>
+      <w:bookmarkStart w:id="8" w:name="_Toc22047"/>
+      <w:bookmarkStart w:id="9" w:name="_Toc23827"/>
       <w:r>
         <w:rPr>
           <w:rFonts w:ascii="黑体" w:hAnsi="黑体" w:eastAsia="黑体" w:cs="黑体"/>
@@ -3878,13 +3876,18 @@
           <w:i w:val="0"/>
           <w:color w:val="000000"/>
         </w:rPr>
-        <w:t>主项目基于 RuoYi-Vue-Plus v5.6.0 二次开发，仓库声明采用 MIT 许可证并保留上游归属。可复用内容包括业务分层、公共合同、排程算法、AI 工具、流程节点、客户端接口及相应测试。</w:t>
-      </w:r>
-    </w:p>
-    <w:p>
-      <w:pPr>
-        <w:jc w:val="both"/>
-      </w:pPr>
+        <w:t xml:space="preserve">主项目基于 </w:t>
+      </w:r>
+      <w:r>
+        <w:rPr>
+          <w:rFonts w:hint="eastAsia" w:cs="华文仿宋"/>
+          <w:b w:val="0"/>
+          <w:i w:val="0"/>
+          <w:color w:val="000000"/>
+          <w:lang w:val="en-US" w:eastAsia="zh-CN"/>
+        </w:rPr>
+        <w:t>ruoyi框架</w:t>
+      </w:r>
       <w:r>
         <w:rPr>
           <w:rFonts w:ascii="华文仿宋" w:hAnsi="华文仿宋" w:eastAsia="华文仿宋" w:cs="华文仿宋"/>
@@ -3892,8 +3895,89 @@
           <w:i w:val="0"/>
           <w:color w:val="000000"/>
         </w:rPr>
+        <w:t>二次开发，仓库声明采用 MIT 许可证并保留上游归属。可复用内容包括业务分层、公共合同、排程算法、AI 工具、流程节点、客户端接口及相应测试。</w:t>
+      </w:r>
+    </w:p>
+    <w:p>
+      <w:pPr>
+        <w:jc w:val="both"/>
+        <w:rPr>
+          <w:rFonts w:ascii="华文仿宋" w:hAnsi="华文仿宋" w:eastAsia="华文仿宋" w:cs="华文仿宋"/>
+          <w:b w:val="0"/>
+          <w:i w:val="0"/>
+          <w:color w:val="000000"/>
+        </w:rPr>
+      </w:pPr>
+      <w:r>
+        <w:rPr>
+          <w:rFonts w:ascii="华文仿宋" w:hAnsi="华文仿宋" w:eastAsia="华文仿宋" w:cs="华文仿宋"/>
+          <w:b w:val="0"/>
+          <w:i w:val="0"/>
+          <w:color w:val="000000"/>
+        </w:rPr>
         <w:t>各子项目、第三方依赖、模型权重与数据集按各自许可管理。后续工作包括完善可复现构建和验证入口、扩大独立工业案例覆盖、开展终端与现场设备联调，以及建立长期稳定性和业务效果评估方法。公开代码、部署说明、贡献规范和反馈渠道按实际发布情况维护。</w:t>
       </w:r>
+    </w:p>
+    <w:p>
+      <w:pPr>
+        <w:pStyle w:val="3"/>
+        <w:numPr>
+          <w:ilvl w:val="0"/>
+          <w:numId w:val="8"/>
+        </w:numPr>
+        <w:rPr>
+          <w:rFonts w:hint="eastAsia" w:cs="黑体"/>
+          <w:color w:val="000000"/>
+          <w:lang w:val="en-US" w:eastAsia="zh-CN"/>
+        </w:rPr>
+      </w:pPr>
+      <w:r>
+        <w:rPr>
+          <w:rFonts w:hint="eastAsia" w:cs="黑体"/>
+          <w:color w:val="000000"/>
+          <w:lang w:val="en-US" w:eastAsia="zh-CN"/>
+        </w:rPr>
+        <w:t>部分系统截图展示</w:t>
+      </w:r>
+    </w:p>
+    <w:p>
+      <w:pPr>
+        <w:keepNext w:val="0"/>
+        <w:keepLines w:val="0"/>
+        <w:pageBreakBefore w:val="0"/>
+        <w:widowControl/>
+        <w:numPr>
+          <w:numId w:val="0"/>
+        </w:numPr>
+        <w:kinsoku/>
+        <w:wordWrap/>
+        <w:overflowPunct/>
+        <w:topLinePunct w:val="0"/>
+        <w:autoSpaceDE/>
+        <w:autoSpaceDN/>
+        <w:bidi w:val="0"/>
+        <w:adjustRightInd/>
+        <w:snapToGrid/>
+        <w:ind w:firstLine="480" w:firstLineChars="200"/>
+        <w:textAlignment w:val="auto"/>
+        <w:rPr>
+          <w:rFonts w:hint="default"/>
+          <w:lang w:val="en-US" w:eastAsia="zh-CN"/>
+        </w:rPr>
+      </w:pPr>
+      <w:bookmarkStart w:id="12" w:name="_GoBack"/>
+      <w:bookmarkEnd w:id="12"/>
+    </w:p>
+    <w:p>
+      <w:pPr>
+        <w:jc w:val="both"/>
+        <w:rPr>
+          <w:rFonts w:ascii="华文仿宋" w:hAnsi="华文仿宋" w:eastAsia="华文仿宋" w:cs="华文仿宋"/>
+          <w:b w:val="0"/>
+          <w:i w:val="0"/>
+          <w:color w:val="000000"/>
+        </w:rPr>
+      </w:pPr>
     </w:p>
     <w:sectPr>
       <w:headerReference r:id="rId7" w:type="first"/>
@@ -4384,6 +4468,21 @@
       </w:pPr>
       <w:rPr>
         <w:rFonts w:hint="default" w:ascii="Symbol" w:hAnsi="Symbol"/>
+      </w:rPr>
+    </w:lvl>
+  </w:abstractNum>
+  <w:abstractNum w:abstractNumId="6">
+    <w:nsid w:val="6DC4DC99"/>
+    <w:multiLevelType w:val="singleLevel"/>
+    <w:tmpl w:val="6DC4DC99"/>
+    <w:lvl w:ilvl="0" w:tentative="0">
+      <w:start w:val="7"/>
+      <w:numFmt w:val="chineseCounting"/>
+      <w:suff w:val="nothing"/>
+      <w:lvlText w:val="%1、"/>
+      <w:lvlJc w:val="left"/>
+      <w:rPr>
+        <w:rFonts w:hint="eastAsia"/>
       </w:rPr>
     </w:lvl>
   </w:abstractNum>
@@ -4410,6 +4509,9 @@
     <w:lvlOverride w:ilvl="0">
       <w:startOverride w:val="1"/>
     </w:lvlOverride>
+  </w:num>
+  <w:num w:numId="8">
+    <w:abstractNumId w:val="6"/>
   </w:num>
 </w:numbering>
 </file>
@@ -4490,7 +4592,7 @@
     <w:lsdException w:qFormat="1" w:unhideWhenUsed="0" w:uiPriority="10" w:semiHidden="0" w:name="Title"/>
     <w:lsdException w:uiPriority="99" w:name="Closing"/>
     <w:lsdException w:uiPriority="99" w:name="Signature"/>
-    <w:lsdException w:uiPriority="1" w:name="Default Paragraph Font"/>
+    <w:lsdException w:qFormat="1" w:uiPriority="1" w:name="Default Paragraph Font"/>
     <w:lsdException w:qFormat="1" w:uiPriority="99" w:semiHidden="0" w:name="Body Text"/>
     <w:lsdException w:uiPriority="99" w:name="Body Text Indent"/>
     <w:lsdException w:qFormat="1" w:uiPriority="99" w:semiHidden="0" w:name="List Continue"/>
@@ -4634,7 +4736,7 @@
     <w:lsdException w:qFormat="1" w:unhideWhenUsed="0" w:uiPriority="70" w:semiHidden="0" w:name="Dark List Accent 3"/>
     <w:lsdException w:qFormat="1" w:unhideWhenUsed="0" w:uiPriority="71" w:semiHidden="0" w:name="Colorful Shading Accent 3"/>
     <w:lsdException w:qFormat="1" w:unhideWhenUsed="0" w:uiPriority="72" w:semiHidden="0" w:name="Colorful List Accent 3"/>
-    <w:lsdException w:unhideWhenUsed="0" w:uiPriority="73" w:semiHidden="0" w:name="Colorful Grid Accent 3"/>
+    <w:lsdException w:qFormat="1" w:unhideWhenUsed="0" w:uiPriority="73" w:semiHidden="0" w:name="Colorful Grid Accent 3"/>
     <w:lsdException w:qFormat="1" w:unhideWhenUsed="0" w:uiPriority="60" w:semiHidden="0" w:name="Light Shading Accent 4"/>
     <w:lsdException w:qFormat="1" w:unhideWhenUsed="0" w:uiPriority="61" w:semiHidden="0" w:name="Light List Accent 4"/>
     <w:lsdException w:qFormat="1" w:unhideWhenUsed="0" w:uiPriority="62" w:semiHidden="0" w:name="Light Grid Accent 4"/>
@@ -4662,7 +4764,7 @@
     <w:lsdException w:qFormat="1" w:unhideWhenUsed="0" w:uiPriority="70" w:semiHidden="0" w:name="Dark List Accent 5"/>
     <w:lsdException w:qFormat="1" w:unhideWhenUsed="0" w:uiPriority="71" w:semiHidden="0" w:name="Colorful Shading Accent 5"/>
     <w:lsdException w:qFormat="1" w:unhideWhenUsed="0" w:uiPriority="72" w:semiHidden="0" w:name="Colorful List Accent 5"/>
-    <w:lsdException w:unhideWhenUsed="0" w:uiPriority="73" w:semiHidden="0" w:name="Colorful Grid Accent 5"/>
+    <w:lsdException w:qFormat="1" w:unhideWhenUsed="0" w:uiPriority="73" w:semiHidden="0" w:name="Colorful Grid Accent 5"/>
     <w:lsdException w:qFormat="1" w:unhideWhenUsed="0" w:uiPriority="60" w:semiHidden="0" w:name="Light Shading Accent 6"/>
     <w:lsdException w:qFormat="1" w:unhideWhenUsed="0" w:uiPriority="61" w:semiHidden="0" w:name="Light List Accent 6"/>
     <w:lsdException w:qFormat="1" w:unhideWhenUsed="0" w:uiPriority="62" w:semiHidden="0" w:name="Light Grid Accent 6"/>
@@ -4929,6 +5031,7 @@
     <w:name w:val="Default Paragraph Font"/>
     <w:semiHidden/>
     <w:unhideWhenUsed/>
+    <w:qFormat/>
     <w:uiPriority w:val="1"/>
     <w:rPr>
       <w:rFonts w:ascii="华文仿宋" w:hAnsi="华文仿宋" w:eastAsia="华文仿宋" w:cs="华文仿宋"/>
@@ -16691,6 +16794,7 @@
   <w:style w:type="table" w:styleId="129">
     <w:name w:val="Colorful Grid Accent 3"/>
     <w:basedOn w:val="33"/>
+    <w:qFormat/>
     <w:uiPriority w:val="73"/>
     <w:pPr>
       <w:spacing w:after="0" w:line="240" w:lineRule="auto"/>
@@ -16886,6 +16990,7 @@
   <w:style w:type="table" w:styleId="131">
     <w:name w:val="Colorful Grid Accent 5"/>
     <w:basedOn w:val="33"/>
+    <w:qFormat/>
     <w:uiPriority w:val="73"/>
     <w:pPr>
       <w:spacing w:after="0" w:line="240" w:lineRule="auto"/>
